--- a/00-首页/题组Word/习题书/第二篇-结构化学/6-超分子与材料化学-教师版.docx
+++ b/00-首页/题组Word/习题书/第二篇-结构化学/6-超分子与材料化学-教师版.docx
@@ -36602,7 +36602,27 @@
         <w:rPr>
           <w:rFonts w:ascii="Times New Roman" w:hAnsi="Times New Roman" w:eastAsia="Times New Roman" w:cs="Times New Roman"/>
         </w:rPr>
-        <w:t xml:space="preserve"> (E^θ=0.2) </w:t>
+        <w:t xml:space="preserve"> (</w:t>
+      </w:r>
+      <m:oMath>
+        <m:sSup>
+          <m:e>
+            <m:r>
+              <m:t>E</m:t>
+            </m:r>
+          </m:e>
+          <m:sup>
+            <m:r>
+              <m:t>θ</m:t>
+            </m:r>
+          </m:sup>
+        </m:sSup>
+      </m:oMath>
+      <w:r>
+        <w:rPr>
+          <w:rFonts w:ascii="Times New Roman" w:hAnsi="Times New Roman" w:eastAsia="Times New Roman" w:cs="Times New Roman"/>
+        </w:rPr>
+        <w:t xml:space="preserve">=0.2) </w:t>
       </w:r>
       <w:r>
         <w:rPr>
@@ -36627,7 +36647,27 @@
         <w:rPr>
           <w:rFonts w:ascii="Times New Roman" w:hAnsi="Times New Roman" w:eastAsia="Times New Roman" w:cs="Times New Roman"/>
         </w:rPr>
-        <w:t xml:space="preserve"> (E^θ=−0.4) </w:t>
+        <w:t xml:space="preserve"> (</w:t>
+      </w:r>
+      <m:oMath>
+        <m:sSup>
+          <m:e>
+            <m:r>
+              <m:t>E</m:t>
+            </m:r>
+          </m:e>
+          <m:sup>
+            <m:r>
+              <m:t>θ</m:t>
+            </m:r>
+          </m:sup>
+        </m:sSup>
+      </m:oMath>
+      <w:r>
+        <w:rPr>
+          <w:rFonts w:ascii="Times New Roman" w:hAnsi="Times New Roman" w:eastAsia="Times New Roman" w:cs="Times New Roman"/>
+        </w:rPr>
+        <w:t xml:space="preserve">=−0.4) </w:t>
       </w:r>
       <w:r>
         <w:rPr>

--- a/00-首页/题组Word/习题书/第二篇-结构化学/6-超分子与材料化学-教师版.docx
+++ b/00-首页/题组Word/习题书/第二篇-结构化学/6-超分子与材料化学-教师版.docx
@@ -6955,13 +6955,53 @@
         <w:rPr>
           <w:rFonts w:ascii="Times New Roman" w:hAnsi="Times New Roman" w:eastAsia="Times New Roman" w:cs="Times New Roman"/>
         </w:rPr>
-        <w:t xml:space="preserve"> → σ = </w:t>
-      </w:r>
-      <w:r>
-        <w:rPr>
-          <w:rFonts w:hint="eastAsia" w:ascii="Times New Roman" w:hAnsi="Times New Roman" w:eastAsia="Times New Roman" w:cs="Times New Roman"/>
-        </w:rPr>
-        <w:t>C·e^(−E/kT)（E≈</w:t>
+        <w:t xml:space="preserve"> → σ = C·</w:t>
+      </w:r>
+      <m:oMath>
+        <m:oMathPr>
+          <m:ctrlPr>
+            <w:rPr>
+              <w:sz w:val="28"/>
+              <w:szCs w:val="28"/>
+            </w:rPr>
+          </m:ctrlPr>
+        </m:oMathPr>
+        <m:sSup>
+          <m:e>
+            <m:r>
+              <m:t>e</m:t>
+            </m:r>
+          </m:e>
+          <m:sup>
+            <m:r>
+              <m:rPr>
+                <m:sty m:val="p"/>
+              </m:rPr>
+              <m:t>−</m:t>
+            </m:r>
+            <m:r>
+              <m:t>E</m:t>
+            </m:r>
+            <m:r>
+              <m:rPr>
+                <m:sty m:val="p"/>
+              </m:rPr>
+              <m:t>/</m:t>
+            </m:r>
+            <m:r>
+              <m:t>k</m:t>
+            </m:r>
+            <m:r>
+              <m:t>T</m:t>
+            </m:r>
+          </m:sup>
+        </m:sSup>
+      </m:oMath>
+      <w:r>
+        <w:rPr>
+          <w:rFonts w:hint="eastAsia" w:ascii="Times New Roman" w:hAnsi="Times New Roman" w:eastAsia="Times New Roman" w:cs="Times New Roman"/>
+        </w:rPr>
+        <w:t>（E≈</w:t>
       </w:r>
       <w:r>
         <w:rPr>
@@ -7463,13 +7503,53 @@
         <w:rPr>
           <w:rFonts w:ascii="Times New Roman" w:hAnsi="Times New Roman" w:eastAsia="Times New Roman" w:cs="Times New Roman"/>
         </w:rPr>
-        <w:t xml:space="preserve"> σ = </w:t>
-      </w:r>
-      <w:r>
-        <w:rPr>
-          <w:rFonts w:hint="eastAsia" w:ascii="Times New Roman" w:hAnsi="Times New Roman" w:eastAsia="Times New Roman" w:cs="Times New Roman"/>
-        </w:rPr>
-        <w:t>C·e^(−E/kT)（E≈</w:t>
+        <w:t xml:space="preserve"> σ = C·</w:t>
+      </w:r>
+      <m:oMath>
+        <m:oMathPr>
+          <m:ctrlPr>
+            <w:rPr>
+              <w:sz w:val="28"/>
+              <w:szCs w:val="28"/>
+            </w:rPr>
+          </m:ctrlPr>
+        </m:oMathPr>
+        <m:sSup>
+          <m:e>
+            <m:r>
+              <m:t>e</m:t>
+            </m:r>
+          </m:e>
+          <m:sup>
+            <m:r>
+              <m:rPr>
+                <m:sty m:val="p"/>
+              </m:rPr>
+              <m:t>−</m:t>
+            </m:r>
+            <m:r>
+              <m:t>E</m:t>
+            </m:r>
+            <m:r>
+              <m:rPr>
+                <m:sty m:val="p"/>
+              </m:rPr>
+              <m:t>/</m:t>
+            </m:r>
+            <m:r>
+              <m:t>k</m:t>
+            </m:r>
+            <m:r>
+              <m:t>T</m:t>
+            </m:r>
+          </m:sup>
+        </m:sSup>
+      </m:oMath>
+      <w:r>
+        <w:rPr>
+          <w:rFonts w:hint="eastAsia" w:ascii="Times New Roman" w:hAnsi="Times New Roman" w:eastAsia="Times New Roman" w:cs="Times New Roman"/>
+        </w:rPr>
+        <w:t>（E≈</w:t>
       </w:r>
       <w:r>
         <w:rPr>

--- a/00-首页/题组Word/习题书/第二篇-结构化学/6-超分子与材料化学-教师版.docx
+++ b/00-首页/题组Word/习题书/第二篇-结构化学/6-超分子与材料化学-教师版.docx
@@ -12490,7 +12490,7 @@
         </w:rPr>
         <w:drawing>
           <wp:inline>
-            <wp:extent cx="2095500" cy="5930900"/>
+            <wp:extent cx="2095500" cy="5905500"/>
             <wp:effectExtent b="0" l="0" r="0" t="0"/>
             <wp:docPr descr="" title="" id="45" name="Picture"/>
             <a:graphic>
@@ -12511,7 +12511,7 @@
                   <pic:spPr bwMode="auto">
                     <a:xfrm>
                       <a:off x="0" y="0"/>
-                      <a:ext cx="2095500" cy="5930900"/>
+                      <a:ext cx="2095500" cy="5905500"/>
                     </a:xfrm>
                     <a:prstGeom prst="rect">
                       <a:avLst/>
@@ -26551,7 +26551,7 @@
         </w:rPr>
         <w:drawing>
           <wp:inline>
-            <wp:extent cx="3240000" cy="2524417"/>
+            <wp:extent cx="3240000" cy="2487678"/>
             <wp:effectExtent b="0" l="0" r="0" t="0"/>
             <wp:docPr descr="" title="" id="65" name="Picture"/>
             <a:graphic>
@@ -26572,7 +26572,7 @@
                   <pic:spPr bwMode="auto">
                     <a:xfrm>
                       <a:off x="0" y="0"/>
-                      <a:ext cx="3240000" cy="2524417"/>
+                      <a:ext cx="3240000" cy="2487678"/>
                     </a:xfrm>
                     <a:prstGeom prst="rect">
                       <a:avLst/>
@@ -33045,7 +33045,7 @@
         </w:rPr>
         <w:drawing>
           <wp:inline>
-            <wp:extent cx="2971800" cy="3263900"/>
+            <wp:extent cx="2937510" cy="3263900"/>
             <wp:effectExtent b="0" l="0" r="0" t="0"/>
             <wp:docPr descr="" title="" id="81" name="Picture"/>
             <a:graphic>
@@ -33066,7 +33066,7 @@
                   <pic:spPr bwMode="auto">
                     <a:xfrm>
                       <a:off x="0" y="0"/>
-                      <a:ext cx="2971800" cy="3263900"/>
+                      <a:ext cx="2937510" cy="3263900"/>
                     </a:xfrm>
                     <a:prstGeom prst="rect">
                       <a:avLst/>

--- a/00-首页/题组Word/习题书/第二篇-结构化学/6-超分子与材料化学-教师版.docx
+++ b/00-首页/题组Word/习题书/第二篇-结构化学/6-超分子与材料化学-教师版.docx
@@ -368,6 +368,7 @@
     <w:p>
       <w:pPr>
         <w:pStyle w:val="BodyText"/>
+        <w:spacing w:before="0" w:after="0"/>
       </w:pPr>
       <w:r>
         <w:rPr>
@@ -512,6 +513,7 @@
     <w:p>
       <w:pPr>
         <w:pStyle w:val="BodyText"/>
+        <w:spacing w:before="0" w:after="0"/>
       </w:pPr>
       <w:r>
         <w:rPr>
@@ -565,6 +567,7 @@
     <w:p>
       <w:pPr>
         <w:pStyle w:val="BodyText"/>
+        <w:spacing w:before="0" w:after="0"/>
       </w:pPr>
       <w:r>
         <w:rPr>
@@ -760,6 +763,7 @@
     <w:p>
       <w:pPr>
         <w:pStyle w:val="BodyText"/>
+        <w:spacing w:before="0" w:after="0"/>
       </w:pPr>
       <w:r>
         <w:rPr>
@@ -2277,6 +2281,14 @@
       <w:tblPr>
         <w:tblStyle w:val="Table"/>
         <w:tblW w:type="auto" w:w="0"/>
+        <w:tblBorders>
+          <w:top w:val="single" w:sz="12" w:space="0" w:color="000000"/>
+          <w:left w:val="none" w:sz="0" w:space="0" w:color="auto"/>
+          <w:bottom w:val="single" w:sz="12" w:space="0" w:color="000000"/>
+          <w:right w:val="none" w:sz="0" w:space="0" w:color="auto"/>
+          <w:insideH w:val="none" w:sz="0" w:space="0" w:color="auto"/>
+          <w:insideV w:val="none" w:sz="0" w:space="0" w:color="auto"/>
+        </w:tblBorders>
         <w:tblLook w:firstRow="1" w:lastRow="0" w:firstColumn="0" w:lastColumn="0" w:noHBand="0" w:noVBand="0" w:val="0020"/>
       </w:tblPr>
       <w:tblGrid>
@@ -2288,7 +2300,11 @@
           <w:tblHeader w:val="on"/>
         </w:trPr>
         <w:tc>
-          <w:tcPr/>
+          <w:tcPr>
+            <w:tcBorders>
+              <w:bottom w:val="single" w:sz="8" w:space="0" w:color="000000"/>
+            </w:tcBorders>
+          </w:tcPr>
           <w:p>
             <w:pPr>
               <w:pStyle w:val="Compact"/>
@@ -2304,7 +2320,11 @@
           </w:p>
         </w:tc>
         <w:tc>
-          <w:tcPr/>
+          <w:tcPr>
+            <w:tcBorders>
+              <w:bottom w:val="single" w:sz="8" w:space="0" w:color="000000"/>
+            </w:tcBorders>
+          </w:tcPr>
           <w:p>
             <w:pPr>
               <w:pStyle w:val="Compact"/>
@@ -2766,6 +2786,14 @@
       <w:tblPr>
         <w:tblStyle w:val="Table"/>
         <w:tblW w:type="auto" w:w="0"/>
+        <w:tblBorders>
+          <w:top w:val="single" w:sz="12" w:space="0" w:color="000000"/>
+          <w:left w:val="none" w:sz="0" w:space="0" w:color="auto"/>
+          <w:bottom w:val="single" w:sz="12" w:space="0" w:color="000000"/>
+          <w:right w:val="none" w:sz="0" w:space="0" w:color="auto"/>
+          <w:insideH w:val="none" w:sz="0" w:space="0" w:color="auto"/>
+          <w:insideV w:val="none" w:sz="0" w:space="0" w:color="auto"/>
+        </w:tblBorders>
         <w:tblLook w:firstRow="1" w:lastRow="0" w:firstColumn="0" w:lastColumn="0" w:noHBand="0" w:noVBand="0" w:val="0020"/>
       </w:tblPr>
       <w:tblGrid>
@@ -2777,7 +2805,11 @@
           <w:tblHeader w:val="on"/>
         </w:trPr>
         <w:tc>
-          <w:tcPr/>
+          <w:tcPr>
+            <w:tcBorders>
+              <w:bottom w:val="single" w:sz="8" w:space="0" w:color="000000"/>
+            </w:tcBorders>
+          </w:tcPr>
           <w:p>
             <w:pPr>
               <w:pStyle w:val="Compact"/>
@@ -2793,7 +2825,11 @@
           </w:p>
         </w:tc>
         <w:tc>
-          <w:tcPr/>
+          <w:tcPr>
+            <w:tcBorders>
+              <w:bottom w:val="single" w:sz="8" w:space="0" w:color="000000"/>
+            </w:tcBorders>
+          </w:tcPr>
           <w:p>
             <w:pPr>
               <w:pStyle w:val="Compact"/>
@@ -2965,6 +3001,14 @@
       <w:tblPr>
         <w:tblStyle w:val="Table"/>
         <w:tblW w:type="auto" w:w="0"/>
+        <w:tblBorders>
+          <w:top w:val="single" w:sz="12" w:space="0" w:color="000000"/>
+          <w:left w:val="none" w:sz="0" w:space="0" w:color="auto"/>
+          <w:bottom w:val="single" w:sz="12" w:space="0" w:color="000000"/>
+          <w:right w:val="none" w:sz="0" w:space="0" w:color="auto"/>
+          <w:insideH w:val="none" w:sz="0" w:space="0" w:color="auto"/>
+          <w:insideV w:val="none" w:sz="0" w:space="0" w:color="auto"/>
+        </w:tblBorders>
         <w:tblLook w:firstRow="1" w:lastRow="0" w:firstColumn="0" w:lastColumn="0" w:noHBand="0" w:noVBand="0" w:val="0020"/>
       </w:tblPr>
       <w:tblGrid>
@@ -2976,7 +3020,11 @@
           <w:tblHeader w:val="on"/>
         </w:trPr>
         <w:tc>
-          <w:tcPr/>
+          <w:tcPr>
+            <w:tcBorders>
+              <w:bottom w:val="single" w:sz="8" w:space="0" w:color="000000"/>
+            </w:tcBorders>
+          </w:tcPr>
           <w:p>
             <w:pPr>
               <w:pStyle w:val="Compact"/>
@@ -2992,7 +3040,11 @@
           </w:p>
         </w:tc>
         <w:tc>
-          <w:tcPr/>
+          <w:tcPr>
+            <w:tcBorders>
+              <w:bottom w:val="single" w:sz="8" w:space="0" w:color="000000"/>
+            </w:tcBorders>
+          </w:tcPr>
           <w:p>
             <w:pPr>
               <w:pStyle w:val="Compact"/>
@@ -8253,6 +8305,14 @@
       <w:tblPr>
         <w:tblStyle w:val="Table"/>
         <w:tblW w:type="auto" w:w="0"/>
+        <w:tblBorders>
+          <w:top w:val="single" w:sz="12" w:space="0" w:color="000000"/>
+          <w:left w:val="none" w:sz="0" w:space="0" w:color="auto"/>
+          <w:bottom w:val="single" w:sz="12" w:space="0" w:color="000000"/>
+          <w:right w:val="none" w:sz="0" w:space="0" w:color="auto"/>
+          <w:insideH w:val="none" w:sz="0" w:space="0" w:color="auto"/>
+          <w:insideV w:val="none" w:sz="0" w:space="0" w:color="auto"/>
+        </w:tblBorders>
         <w:tblLook w:firstRow="1" w:lastRow="0" w:firstColumn="0" w:lastColumn="0" w:noHBand="0" w:noVBand="0" w:val="0020"/>
       </w:tblPr>
       <w:tblGrid>
@@ -8266,7 +8326,11 @@
           <w:tblHeader w:val="on"/>
         </w:trPr>
         <w:tc>
-          <w:tcPr/>
+          <w:tcPr>
+            <w:tcBorders>
+              <w:bottom w:val="single" w:sz="8" w:space="0" w:color="000000"/>
+            </w:tcBorders>
+          </w:tcPr>
           <w:p>
             <w:pPr>
               <w:pStyle w:val="Compact"/>
@@ -8282,7 +8346,11 @@
           </w:p>
         </w:tc>
         <w:tc>
-          <w:tcPr/>
+          <w:tcPr>
+            <w:tcBorders>
+              <w:bottom w:val="single" w:sz="8" w:space="0" w:color="000000"/>
+            </w:tcBorders>
+          </w:tcPr>
           <w:p>
             <w:pPr>
               <w:pStyle w:val="Compact"/>
@@ -8298,7 +8366,11 @@
           </w:p>
         </w:tc>
         <w:tc>
-          <w:tcPr/>
+          <w:tcPr>
+            <w:tcBorders>
+              <w:bottom w:val="single" w:sz="8" w:space="0" w:color="000000"/>
+            </w:tcBorders>
+          </w:tcPr>
           <w:p>
             <w:pPr>
               <w:pStyle w:val="Compact"/>
@@ -8314,7 +8386,11 @@
           </w:p>
         </w:tc>
         <w:tc>
-          <w:tcPr/>
+          <w:tcPr>
+            <w:tcBorders>
+              <w:bottom w:val="single" w:sz="8" w:space="0" w:color="000000"/>
+            </w:tcBorders>
+          </w:tcPr>
           <w:p>
             <w:pPr>
               <w:pStyle w:val="Compact"/>
@@ -11994,6 +12070,14 @@
       <w:tblPr>
         <w:tblStyle w:val="Table"/>
         <w:tblW w:type="auto" w:w="0"/>
+        <w:tblBorders>
+          <w:top w:val="single" w:sz="12" w:space="0" w:color="000000"/>
+          <w:left w:val="none" w:sz="0" w:space="0" w:color="auto"/>
+          <w:bottom w:val="single" w:sz="12" w:space="0" w:color="000000"/>
+          <w:right w:val="none" w:sz="0" w:space="0" w:color="auto"/>
+          <w:insideH w:val="none" w:sz="0" w:space="0" w:color="auto"/>
+          <w:insideV w:val="none" w:sz="0" w:space="0" w:color="auto"/>
+        </w:tblBorders>
         <w:tblLook w:firstRow="1" w:lastRow="0" w:firstColumn="0" w:lastColumn="0" w:noHBand="0" w:noVBand="0" w:val="0020"/>
       </w:tblPr>
       <w:tblGrid>
@@ -12007,7 +12091,11 @@
           <w:tblHeader w:val="on"/>
         </w:trPr>
         <w:tc>
-          <w:tcPr/>
+          <w:tcPr>
+            <w:tcBorders>
+              <w:bottom w:val="single" w:sz="8" w:space="0" w:color="000000"/>
+            </w:tcBorders>
+          </w:tcPr>
           <w:p>
             <w:pPr>
               <w:pStyle w:val="Compact"/>
@@ -12023,7 +12111,11 @@
           </w:p>
         </w:tc>
         <w:tc>
-          <w:tcPr/>
+          <w:tcPr>
+            <w:tcBorders>
+              <w:bottom w:val="single" w:sz="8" w:space="0" w:color="000000"/>
+            </w:tcBorders>
+          </w:tcPr>
           <w:p>
             <w:pPr>
               <w:pStyle w:val="Compact"/>
@@ -12039,7 +12131,11 @@
           </w:p>
         </w:tc>
         <w:tc>
-          <w:tcPr/>
+          <w:tcPr>
+            <w:tcBorders>
+              <w:bottom w:val="single" w:sz="8" w:space="0" w:color="000000"/>
+            </w:tcBorders>
+          </w:tcPr>
           <w:p>
             <w:pPr>
               <w:pStyle w:val="Compact"/>
@@ -12055,7 +12151,11 @@
           </w:p>
         </w:tc>
         <w:tc>
-          <w:tcPr/>
+          <w:tcPr>
+            <w:tcBorders>
+              <w:bottom w:val="single" w:sz="8" w:space="0" w:color="000000"/>
+            </w:tcBorders>
+          </w:tcPr>
           <w:p>
             <w:pPr>
               <w:pStyle w:val="Compact"/>
@@ -23375,6 +23475,14 @@
       <w:tblPr>
         <w:tblStyle w:val="Table"/>
         <w:tblW w:type="auto" w:w="0"/>
+        <w:tblBorders>
+          <w:top w:val="single" w:sz="12" w:space="0" w:color="000000"/>
+          <w:left w:val="none" w:sz="0" w:space="0" w:color="auto"/>
+          <w:bottom w:val="single" w:sz="12" w:space="0" w:color="000000"/>
+          <w:right w:val="none" w:sz="0" w:space="0" w:color="auto"/>
+          <w:insideH w:val="none" w:sz="0" w:space="0" w:color="auto"/>
+          <w:insideV w:val="none" w:sz="0" w:space="0" w:color="auto"/>
+        </w:tblBorders>
         <w:tblLook w:firstRow="1" w:lastRow="0" w:firstColumn="0" w:lastColumn="0" w:noHBand="0" w:noVBand="0" w:val="0020"/>
       </w:tblPr>
       <w:tblGrid>
@@ -23390,7 +23498,11 @@
           <w:tblHeader w:val="on"/>
         </w:trPr>
         <w:tc>
-          <w:tcPr/>
+          <w:tcPr>
+            <w:tcBorders>
+              <w:bottom w:val="single" w:sz="8" w:space="0" w:color="000000"/>
+            </w:tcBorders>
+          </w:tcPr>
           <w:p>
             <w:pPr>
               <w:pStyle w:val="Compact"/>
@@ -23406,7 +23518,11 @@
           </w:p>
         </w:tc>
         <w:tc>
-          <w:tcPr/>
+          <w:tcPr>
+            <w:tcBorders>
+              <w:bottom w:val="single" w:sz="8" w:space="0" w:color="000000"/>
+            </w:tcBorders>
+          </w:tcPr>
           <w:p>
             <w:pPr>
               <w:pStyle w:val="Compact"/>
@@ -23422,7 +23538,11 @@
           </w:p>
         </w:tc>
         <w:tc>
-          <w:tcPr/>
+          <w:tcPr>
+            <w:tcBorders>
+              <w:bottom w:val="single" w:sz="8" w:space="0" w:color="000000"/>
+            </w:tcBorders>
+          </w:tcPr>
           <w:p>
             <w:pPr>
               <w:pStyle w:val="Compact"/>
@@ -23438,7 +23558,11 @@
           </w:p>
         </w:tc>
         <w:tc>
-          <w:tcPr/>
+          <w:tcPr>
+            <w:tcBorders>
+              <w:bottom w:val="single" w:sz="8" w:space="0" w:color="000000"/>
+            </w:tcBorders>
+          </w:tcPr>
           <w:p>
             <w:pPr>
               <w:pStyle w:val="Compact"/>
@@ -23454,7 +23578,11 @@
           </w:p>
         </w:tc>
         <w:tc>
-          <w:tcPr/>
+          <w:tcPr>
+            <w:tcBorders>
+              <w:bottom w:val="single" w:sz="8" w:space="0" w:color="000000"/>
+            </w:tcBorders>
+          </w:tcPr>
           <w:p>
             <w:pPr>
               <w:pStyle w:val="Compact"/>
@@ -23502,7 +23630,11 @@
           </w:p>
         </w:tc>
         <w:tc>
-          <w:tcPr/>
+          <w:tcPr>
+            <w:tcBorders>
+              <w:bottom w:val="single" w:sz="8" w:space="0" w:color="000000"/>
+            </w:tcBorders>
+          </w:tcPr>
           <w:p>
             <w:pPr>
               <w:pStyle w:val="Compact"/>
@@ -26114,6 +26246,14 @@
       <w:tblPr>
         <w:tblStyle w:val="Table"/>
         <w:tblW w:type="auto" w:w="0"/>
+        <w:tblBorders>
+          <w:top w:val="single" w:sz="12" w:space="0" w:color="000000"/>
+          <w:left w:val="none" w:sz="0" w:space="0" w:color="auto"/>
+          <w:bottom w:val="single" w:sz="12" w:space="0" w:color="000000"/>
+          <w:right w:val="none" w:sz="0" w:space="0" w:color="auto"/>
+          <w:insideH w:val="none" w:sz="0" w:space="0" w:color="auto"/>
+          <w:insideV w:val="none" w:sz="0" w:space="0" w:color="auto"/>
+        </w:tblBorders>
         <w:tblLook w:firstRow="1" w:lastRow="0" w:firstColumn="0" w:lastColumn="0" w:noHBand="0" w:noVBand="0" w:val="0020"/>
       </w:tblPr>
       <w:tblGrid>
@@ -26125,7 +26265,11 @@
           <w:tblHeader w:val="on"/>
         </w:trPr>
         <w:tc>
-          <w:tcPr/>
+          <w:tcPr>
+            <w:tcBorders>
+              <w:bottom w:val="single" w:sz="8" w:space="0" w:color="000000"/>
+            </w:tcBorders>
+          </w:tcPr>
           <w:p>
             <w:pPr>
               <w:pStyle w:val="Compact"/>
@@ -26148,7 +26292,11 @@
           </w:p>
         </w:tc>
         <w:tc>
-          <w:tcPr/>
+          <w:tcPr>
+            <w:tcBorders>
+              <w:bottom w:val="single" w:sz="8" w:space="0" w:color="000000"/>
+            </w:tcBorders>
+          </w:tcPr>
           <w:p>
             <w:pPr>
               <w:pStyle w:val="Compact"/>
@@ -27495,6 +27643,14 @@
         <w:tblStyle w:val="Table"/>
         <w:tblW w:type="pct" w:w="5000"/>
         <w:tblLayout w:type="fixed"/>
+        <w:tblBorders>
+          <w:top w:val="single" w:sz="12" w:space="0" w:color="000000"/>
+          <w:left w:val="none" w:sz="0" w:space="0" w:color="auto"/>
+          <w:bottom w:val="single" w:sz="12" w:space="0" w:color="000000"/>
+          <w:right w:val="none" w:sz="0" w:space="0" w:color="auto"/>
+          <w:insideH w:val="none" w:sz="0" w:space="0" w:color="auto"/>
+          <w:insideV w:val="none" w:sz="0" w:space="0" w:color="auto"/>
+        </w:tblBorders>
         <w:tblLook w:firstRow="1" w:lastRow="0" w:firstColumn="0" w:lastColumn="0" w:noHBand="0" w:noVBand="0" w:val="0020"/>
       </w:tblPr>
       <w:tblGrid>
@@ -27509,7 +27665,11 @@
           <w:tblHeader w:val="on"/>
         </w:trPr>
         <w:tc>
-          <w:tcPr/>
+          <w:tcPr>
+            <w:tcBorders>
+              <w:bottom w:val="single" w:sz="8" w:space="0" w:color="000000"/>
+            </w:tcBorders>
+          </w:tcPr>
           <w:p>
             <w:pPr>
               <w:pStyle w:val="Compact"/>
@@ -27518,7 +27678,11 @@
           </w:p>
         </w:tc>
         <w:tc>
-          <w:tcPr/>
+          <w:tcPr>
+            <w:tcBorders>
+              <w:bottom w:val="single" w:sz="8" w:space="0" w:color="000000"/>
+            </w:tcBorders>
+          </w:tcPr>
           <w:p>
             <w:pPr>
               <w:pStyle w:val="Compact"/>
@@ -27534,7 +27698,11 @@
           </w:p>
         </w:tc>
         <w:tc>
-          <w:tcPr/>
+          <w:tcPr>
+            <w:tcBorders>
+              <w:bottom w:val="single" w:sz="8" w:space="0" w:color="000000"/>
+            </w:tcBorders>
+          </w:tcPr>
           <w:p>
             <w:pPr>
               <w:pStyle w:val="Compact"/>
@@ -27550,7 +27718,11 @@
           </w:p>
         </w:tc>
         <w:tc>
-          <w:tcPr/>
+          <w:tcPr>
+            <w:tcBorders>
+              <w:bottom w:val="single" w:sz="8" w:space="0" w:color="000000"/>
+            </w:tcBorders>
+          </w:tcPr>
           <w:p>
             <w:pPr>
               <w:pStyle w:val="Compact"/>
@@ -27566,7 +27738,11 @@
           </w:p>
         </w:tc>
         <w:tc>
-          <w:tcPr/>
+          <w:tcPr>
+            <w:tcBorders>
+              <w:bottom w:val="single" w:sz="8" w:space="0" w:color="000000"/>
+            </w:tcBorders>
+          </w:tcPr>
           <w:p>
             <w:pPr>
               <w:pStyle w:val="Compact"/>
@@ -30160,6 +30336,14 @@
       <w:tblPr>
         <w:tblStyle w:val="Table"/>
         <w:tblW w:type="auto" w:w="0"/>
+        <w:tblBorders>
+          <w:top w:val="single" w:sz="12" w:space="0" w:color="000000"/>
+          <w:left w:val="none" w:sz="0" w:space="0" w:color="auto"/>
+          <w:bottom w:val="single" w:sz="12" w:space="0" w:color="000000"/>
+          <w:right w:val="none" w:sz="0" w:space="0" w:color="auto"/>
+          <w:insideH w:val="none" w:sz="0" w:space="0" w:color="auto"/>
+          <w:insideV w:val="none" w:sz="0" w:space="0" w:color="auto"/>
+        </w:tblBorders>
         <w:tblLook w:firstRow="1" w:lastRow="0" w:firstColumn="0" w:lastColumn="0" w:noHBand="0" w:noVBand="0" w:val="0020"/>
       </w:tblPr>
       <w:tblGrid>
@@ -30174,7 +30358,11 @@
           <w:tblHeader w:val="on"/>
         </w:trPr>
         <w:tc>
-          <w:tcPr/>
+          <w:tcPr>
+            <w:tcBorders>
+              <w:bottom w:val="single" w:sz="8" w:space="0" w:color="000000"/>
+            </w:tcBorders>
+          </w:tcPr>
           <w:p>
             <w:pPr>
               <w:pStyle w:val="Compact"/>
@@ -30190,7 +30378,11 @@
           </w:p>
         </w:tc>
         <w:tc>
-          <w:tcPr/>
+          <w:tcPr>
+            <w:tcBorders>
+              <w:bottom w:val="single" w:sz="8" w:space="0" w:color="000000"/>
+            </w:tcBorders>
+          </w:tcPr>
           <w:p>
             <w:pPr>
               <w:pStyle w:val="Compact"/>
@@ -30206,7 +30398,11 @@
           </w:p>
         </w:tc>
         <w:tc>
-          <w:tcPr/>
+          <w:tcPr>
+            <w:tcBorders>
+              <w:bottom w:val="single" w:sz="8" w:space="0" w:color="000000"/>
+            </w:tcBorders>
+          </w:tcPr>
           <w:p>
             <w:pPr>
               <w:pStyle w:val="Compact"/>
@@ -30222,7 +30418,11 @@
           </w:p>
         </w:tc>
         <w:tc>
-          <w:tcPr/>
+          <w:tcPr>
+            <w:tcBorders>
+              <w:bottom w:val="single" w:sz="8" w:space="0" w:color="000000"/>
+            </w:tcBorders>
+          </w:tcPr>
           <w:p>
             <w:pPr>
               <w:pStyle w:val="Compact"/>
@@ -30238,7 +30438,11 @@
           </w:p>
         </w:tc>
         <w:tc>
-          <w:tcPr/>
+          <w:tcPr>
+            <w:tcBorders>
+              <w:bottom w:val="single" w:sz="8" w:space="0" w:color="000000"/>
+            </w:tcBorders>
+          </w:tcPr>
           <w:p>
             <w:pPr>
               <w:pStyle w:val="Compact"/>
@@ -30618,6 +30822,14 @@
       <w:tblPr>
         <w:tblStyle w:val="Table"/>
         <w:tblW w:type="auto" w:w="0"/>
+        <w:tblBorders>
+          <w:top w:val="single" w:sz="12" w:space="0" w:color="000000"/>
+          <w:left w:val="none" w:sz="0" w:space="0" w:color="auto"/>
+          <w:bottom w:val="single" w:sz="12" w:space="0" w:color="000000"/>
+          <w:right w:val="none" w:sz="0" w:space="0" w:color="auto"/>
+          <w:insideH w:val="none" w:sz="0" w:space="0" w:color="auto"/>
+          <w:insideV w:val="none" w:sz="0" w:space="0" w:color="auto"/>
+        </w:tblBorders>
         <w:tblLook w:firstRow="1" w:lastRow="0" w:firstColumn="0" w:lastColumn="0" w:noHBand="0" w:noVBand="0" w:val="0020"/>
       </w:tblPr>
       <w:tblGrid>
@@ -30631,7 +30843,11 @@
           <w:tblHeader w:val="on"/>
         </w:trPr>
         <w:tc>
-          <w:tcPr/>
+          <w:tcPr>
+            <w:tcBorders>
+              <w:bottom w:val="single" w:sz="8" w:space="0" w:color="000000"/>
+            </w:tcBorders>
+          </w:tcPr>
           <w:p>
             <w:pPr>
               <w:pStyle w:val="Compact"/>
@@ -30640,7 +30856,11 @@
           </w:p>
         </w:tc>
         <w:tc>
-          <w:tcPr/>
+          <w:tcPr>
+            <w:tcBorders>
+              <w:bottom w:val="single" w:sz="8" w:space="0" w:color="000000"/>
+            </w:tcBorders>
+          </w:tcPr>
           <w:p>
             <w:pPr>
               <w:pStyle w:val="Compact"/>
@@ -30656,7 +30876,11 @@
           </w:p>
         </w:tc>
         <w:tc>
-          <w:tcPr/>
+          <w:tcPr>
+            <w:tcBorders>
+              <w:bottom w:val="single" w:sz="8" w:space="0" w:color="000000"/>
+            </w:tcBorders>
+          </w:tcPr>
           <w:p>
             <w:pPr>
               <w:pStyle w:val="Compact"/>
@@ -30692,7 +30916,11 @@
           </w:p>
         </w:tc>
         <w:tc>
-          <w:tcPr/>
+          <w:tcPr>
+            <w:tcBorders>
+              <w:bottom w:val="single" w:sz="8" w:space="0" w:color="000000"/>
+            </w:tcBorders>
+          </w:tcPr>
           <w:p>
             <w:pPr>
               <w:pStyle w:val="Compact"/>
@@ -31410,6 +31638,14 @@
       <w:tblPr>
         <w:tblStyle w:val="Table"/>
         <w:tblW w:type="auto" w:w="0"/>
+        <w:tblBorders>
+          <w:top w:val="single" w:sz="12" w:space="0" w:color="000000"/>
+          <w:left w:val="none" w:sz="0" w:space="0" w:color="auto"/>
+          <w:bottom w:val="single" w:sz="12" w:space="0" w:color="000000"/>
+          <w:right w:val="none" w:sz="0" w:space="0" w:color="auto"/>
+          <w:insideH w:val="none" w:sz="0" w:space="0" w:color="auto"/>
+          <w:insideV w:val="none" w:sz="0" w:space="0" w:color="auto"/>
+        </w:tblBorders>
         <w:tblLook w:firstRow="1" w:lastRow="0" w:firstColumn="0" w:lastColumn="0" w:noHBand="0" w:noVBand="0" w:val="0020"/>
       </w:tblPr>
       <w:tblGrid>
@@ -31423,7 +31659,11 @@
           <w:tblHeader w:val="on"/>
         </w:trPr>
         <w:tc>
-          <w:tcPr/>
+          <w:tcPr>
+            <w:tcBorders>
+              <w:bottom w:val="single" w:sz="8" w:space="0" w:color="000000"/>
+            </w:tcBorders>
+          </w:tcPr>
           <w:p>
             <w:pPr>
               <w:pStyle w:val="Compact"/>
@@ -31439,7 +31679,11 @@
           </w:p>
         </w:tc>
         <w:tc>
-          <w:tcPr/>
+          <w:tcPr>
+            <w:tcBorders>
+              <w:bottom w:val="single" w:sz="8" w:space="0" w:color="000000"/>
+            </w:tcBorders>
+          </w:tcPr>
           <w:p>
             <w:pPr>
               <w:pStyle w:val="Compact"/>
@@ -31455,7 +31699,11 @@
           </w:p>
         </w:tc>
         <w:tc>
-          <w:tcPr/>
+          <w:tcPr>
+            <w:tcBorders>
+              <w:bottom w:val="single" w:sz="8" w:space="0" w:color="000000"/>
+            </w:tcBorders>
+          </w:tcPr>
           <w:p>
             <w:pPr>
               <w:pStyle w:val="Compact"/>
@@ -31471,7 +31719,11 @@
           </w:p>
         </w:tc>
         <w:tc>
-          <w:tcPr/>
+          <w:tcPr>
+            <w:tcBorders>
+              <w:bottom w:val="single" w:sz="8" w:space="0" w:color="000000"/>
+            </w:tcBorders>
+          </w:tcPr>
           <w:p>
             <w:pPr>
               <w:pStyle w:val="Compact"/>
@@ -31852,6 +32104,14 @@
       <w:tblPr>
         <w:tblStyle w:val="Table"/>
         <w:tblW w:type="auto" w:w="0"/>
+        <w:tblBorders>
+          <w:top w:val="single" w:sz="12" w:space="0" w:color="000000"/>
+          <w:left w:val="none" w:sz="0" w:space="0" w:color="auto"/>
+          <w:bottom w:val="single" w:sz="12" w:space="0" w:color="000000"/>
+          <w:right w:val="none" w:sz="0" w:space="0" w:color="auto"/>
+          <w:insideH w:val="none" w:sz="0" w:space="0" w:color="auto"/>
+          <w:insideV w:val="none" w:sz="0" w:space="0" w:color="auto"/>
+        </w:tblBorders>
         <w:tblLook w:firstRow="1" w:lastRow="0" w:firstColumn="0" w:lastColumn="0" w:noHBand="0" w:noVBand="0" w:val="0020"/>
       </w:tblPr>
       <w:tblGrid>
@@ -31866,7 +32126,11 @@
           <w:tblHeader w:val="on"/>
         </w:trPr>
         <w:tc>
-          <w:tcPr/>
+          <w:tcPr>
+            <w:tcBorders>
+              <w:bottom w:val="single" w:sz="8" w:space="0" w:color="000000"/>
+            </w:tcBorders>
+          </w:tcPr>
           <w:p>
             <w:pPr>
               <w:pStyle w:val="Compact"/>
@@ -31875,7 +32139,11 @@
           </w:p>
         </w:tc>
         <w:tc>
-          <w:tcPr/>
+          <w:tcPr>
+            <w:tcBorders>
+              <w:bottom w:val="single" w:sz="8" w:space="0" w:color="000000"/>
+            </w:tcBorders>
+          </w:tcPr>
           <w:p>
             <w:pPr>
               <w:pStyle w:val="Compact"/>
@@ -31891,7 +32159,11 @@
           </w:p>
         </w:tc>
         <w:tc>
-          <w:tcPr/>
+          <w:tcPr>
+            <w:tcBorders>
+              <w:bottom w:val="single" w:sz="8" w:space="0" w:color="000000"/>
+            </w:tcBorders>
+          </w:tcPr>
           <w:p>
             <w:pPr>
               <w:pStyle w:val="Compact"/>
@@ -31907,7 +32179,11 @@
           </w:p>
         </w:tc>
         <w:tc>
-          <w:tcPr/>
+          <w:tcPr>
+            <w:tcBorders>
+              <w:bottom w:val="single" w:sz="8" w:space="0" w:color="000000"/>
+            </w:tcBorders>
+          </w:tcPr>
           <w:p>
             <w:pPr>
               <w:pStyle w:val="Compact"/>
@@ -31923,7 +32199,11 @@
           </w:p>
         </w:tc>
         <w:tc>
-          <w:tcPr/>
+          <w:tcPr>
+            <w:tcBorders>
+              <w:bottom w:val="single" w:sz="8" w:space="0" w:color="000000"/>
+            </w:tcBorders>
+          </w:tcPr>
           <w:p>
             <w:pPr>
               <w:pStyle w:val="Compact"/>
@@ -37877,7 +38157,7 @@
     <ns0:rPr>
       <ns0:rFonts ns0:ascii="Times New Roman" ns0:cs="Times New Roman" ns0:eastAsia="SimHei" ns0:hAnsi="Times New Roman"/>
       <ns0:b/>
-      <ns0:color ns0:val="17324D"/>
+      <ns0:color ns0:val="000000"/>
       <ns0:sz ns0:val="44"/>
       <ns0:szCs ns0:val="56"/>
     </ns0:rPr>
@@ -38019,7 +38299,7 @@
     <ns0:rPr>
       <ns0:rFonts ns0:ascii="Times New Roman" ns0:cs="Times New Roman" ns0:eastAsia="SimHei" ns0:hAnsi="Times New Roman"/>
       <ns0:b/>
-      <ns0:color ns0:val="17324D"/>
+      <ns0:color ns0:val="000000"/>
       <ns0:sz ns0:val="32"/>
       <ns0:szCs ns0:val="40"/>
     </ns0:rPr>
@@ -38043,7 +38323,7 @@
     <ns0:rPr>
       <ns0:rFonts ns0:ascii="Times New Roman" ns0:cs="Times New Roman" ns0:eastAsia="SimHei" ns0:hAnsi="Times New Roman"/>
       <ns0:b/>
-      <ns0:color ns0:val="17324D"/>
+      <ns0:color ns0:val="000000"/>
       <ns0:sz ns0:val="28"/>
       <ns0:szCs ns0:val="32"/>
     </ns0:rPr>
@@ -38067,7 +38347,7 @@
     <ns0:rPr>
       <ns0:rFonts ns0:ascii="Times New Roman" ns0:cs="Times New Roman" ns0:eastAsia="SimHei" ns0:hAnsi="Times New Roman"/>
       <ns0:b/>
-      <ns0:color ns0:val="17324D"/>
+      <ns0:color ns0:val="000000"/>
       <ns0:sz ns0:val="25"/>
       <ns0:szCs ns0:val="28"/>
     </ns0:rPr>
